--- a/por/docx/29.content.docx
+++ b/por/docx/29.content.docx
@@ -256,7 +256,7 @@
         <w:rPr>
           <w:lang w:val="pt_PT" w:bidi="pt_PT"/>
         </w:rPr>
-        <w:t xml:space="preserve"> Relatem isso aos seus filhos; que eles contem aos seus netos, e estes comuniquem à geração seguinte.</w:t>
+        <w:t xml:space="preserve"> Relatem isso aos seus filhos; que eles contem aos filhos deles, e estes contem à geração seguinte.</w:t>
       </w:r>
     </w:p>
     <w:p>
@@ -277,7 +277,7 @@
         <w:rPr>
           <w:lang w:val="pt_PT" w:bidi="pt_PT"/>
         </w:rPr>
-        <w:t xml:space="preserve"> O que foi deixado pelo gafanhoto cortador, o gafanhoto migrador devorou; o que foi deixado pelo migrador, o gafanhoto saltador devorou; e o que foi deixado pelo saltador, o gafanhoto destruidor acabou de devorar.</w:t>
+        <w:t xml:space="preserve"> O que o gafanhoto cortador deixou, o gafanhoto migrador devorou; o que o migrador deixou, o gafanhoto saltador devorou; e o que o saltador deixou, o gafanhoto destruidor devorou.</w:t>
       </w:r>
     </w:p>
     <w:p>
@@ -319,7 +319,7 @@
         <w:rPr>
           <w:lang w:val="pt_PT" w:bidi="pt_PT"/>
         </w:rPr>
-        <w:t xml:space="preserve"> Um povo forte e incontável avançou contra a minha terra; seus dentes são como dentes de leão, e suas presas, como as de leoa.</w:t>
+        <w:t xml:space="preserve"> Um povo forte e incontável invadiu a minha terra. Seus dentes são como dentes de leão, e suas presas como as de leoa.</w:t>
       </w:r>
     </w:p>
     <w:p>
@@ -340,7 +340,7 @@
         <w:rPr>
           <w:lang w:val="pt_PT" w:bidi="pt_PT"/>
         </w:rPr>
-        <w:t xml:space="preserve"> Arruinou minhas videiras e devastou minhas figueiras; retirou a casca das figueiras e a lançou ao chão, deixando seus ramos esbranquiçados.</w:t>
+        <w:t xml:space="preserve"> Destruiu minhas videiras e devastou minhas figueiras. Tirou sua casca e as lançou ao chão, deixando os seus ramos brancos.</w:t>
       </w:r>
     </w:p>
     <w:p>
@@ -361,7 +361,7 @@
         <w:rPr>
           <w:lang w:val="pt_PT" w:bidi="pt_PT"/>
         </w:rPr>
-        <w:t xml:space="preserve"> Lamentem como uma jovem vestida de luto que chora pelo marido de sua juventude.</w:t>
+        <w:t xml:space="preserve"> Lamentem como uma jovem vestida de luto que chora pelo marido que perdeu na juventude.</w:t>
       </w:r>
     </w:p>
     <w:p>
@@ -382,7 +382,7 @@
         <w:rPr>
           <w:lang w:val="pt_PT" w:bidi="pt_PT"/>
         </w:rPr>
-        <w:t xml:space="preserve"> As ofertas de cereais e de bebidas cessaram no templo do SENHOR; os sacerdotes, que servem ao SENHOR, estão em pranto.</w:t>
+        <w:t xml:space="preserve"> As ofertas de cereais e de bebidas cessaram no templo do SENHOR; os sacerdotes, que servem ao SENHOR, estão chorando.</w:t>
       </w:r>
     </w:p>
     <w:p>
@@ -403,7 +403,7 @@
         <w:rPr>
           <w:lang w:val="pt_PT" w:bidi="pt_PT"/>
         </w:rPr>
-        <w:t xml:space="preserve"> Os campos foram devastados, a terra secou; o trigo se perdeu, o vinho novo acabou, e falta azeite.</w:t>
+        <w:t xml:space="preserve"> Os campos foram devastados, a terra secou. O trigo se perdeu, o vinho novo acabou e o azeite desapareceu.</w:t>
       </w:r>
     </w:p>
     <w:p>
@@ -445,7 +445,7 @@
         <w:rPr>
           <w:lang w:val="pt_PT" w:bidi="pt_PT"/>
         </w:rPr>
-        <w:t xml:space="preserve"> A videira secou, a figueira murchou; a romãzeira, a palmeira e a macieira, todas as árvores do campo secaram; assim também se foi a alegria das pessoas.</w:t>
+        <w:t xml:space="preserve"> A videira secou, a figueira murchou; a romãzeira, a palmeira e a macieira, todas as árvores do campo secaram; e a alegria das pessoas também desapareceu.</w:t>
       </w:r>
     </w:p>
     <w:p>
@@ -466,7 +466,7 @@
         <w:rPr>
           <w:lang w:val="pt_PT" w:bidi="pt_PT"/>
         </w:rPr>
-        <w:t xml:space="preserve"> Vistam-se de luto, sacerdotes, e chorem; lamentem, ministros do altar. Passem a noite em lamento, ministros do SENHOR, pois faltam as ofertas de cereais e as de bebidas no templo dele.</w:t>
+        <w:t xml:space="preserve"> Vistam-se de luto, sacerdotes, e chorem; lamentem, ministros do altar. Passem a noite chorando, ministros do SENHOR, pois faltam as ofertas de cereais e as de bebidas no templo dele.</w:t>
       </w:r>
     </w:p>
     <w:p>
@@ -508,7 +508,7 @@
         <w:rPr>
           <w:lang w:val="pt_PT" w:bidi="pt_PT"/>
         </w:rPr>
-        <w:t xml:space="preserve"> Ah! Que dia! O dia do SENHOR se aproxima; ele vem como devastação da parte do Todo-poderoso.</w:t>
+        <w:t xml:space="preserve"> Ah! Que dia! O dia do SENHOR se aproxima; ele vem como destruição vinda do Todo-poderoso.</w:t>
       </w:r>
     </w:p>
     <w:p>
@@ -529,7 +529,7 @@
         <w:rPr>
           <w:lang w:val="pt_PT" w:bidi="pt_PT"/>
         </w:rPr>
-        <w:t xml:space="preserve"> O alimento não foi tirado diante dos nossos olhos? A alegria e o contentamento não desapareceram do templo de nosso Deus?</w:t>
+        <w:t xml:space="preserve"> O alimento não foi tirado diante dos nossos olhos? A alegria e o contentamento não desapareceram do templo do nosso Deus?</w:t>
       </w:r>
     </w:p>
     <w:p>
@@ -550,7 +550,7 @@
         <w:rPr>
           <w:lang w:val="pt_PT" w:bidi="pt_PT"/>
         </w:rPr>
-        <w:t xml:space="preserve"> As sementes apodrecem sob a terra; os celeiros estão desolados, os depósitos foram derrubados, pois a colheita se perdeu.</w:t>
+        <w:t xml:space="preserve"> As sementes apodrecem debaixo da terra; os celeiros estão vazios, os depósitos foram destruídos, porque a colheita se perdeu.</w:t>
       </w:r>
     </w:p>
     <w:p>
@@ -592,7 +592,7 @@
         <w:rPr>
           <w:lang w:val="pt_PT" w:bidi="pt_PT"/>
         </w:rPr>
-        <w:t xml:space="preserve"> Eu clamo a ti, SENHOR, pois o fogo consumiu as pastagens, e as chamas queimaram todas as árvores do campo.</w:t>
+        <w:t xml:space="preserve"> Eu clamo a ti, SENHOR, porque o fogo destruiu as pastagens, e as chamas queimaram todas as árvores do campo.</w:t>
       </w:r>
     </w:p>
     <w:p>
@@ -650,7 +650,7 @@
         <w:rPr>
           <w:lang w:val="pt_PT" w:bidi="pt_PT"/>
         </w:rPr>
-        <w:t xml:space="preserve"> Toquem as trombetas em Sião! Façam soar um aviso no monte santo de Deus! Que todos os habitantes da terra sintam temor, pois se aproxima o Dia do SENHOR; ele está quase aqui.</w:t>
+        <w:t xml:space="preserve"> Toquem as trombetas em Sião! Façam soar um aviso no monte santo de Deus! Que todos os habitantes da terra sintam temor, pois se aproxima o Dia do SENHOR. Ele está quase aqui.</w:t>
       </w:r>
     </w:p>
     <w:p>
@@ -671,7 +671,7 @@
         <w:rPr>
           <w:lang w:val="pt_PT" w:bidi="pt_PT"/>
         </w:rPr>
-        <w:t xml:space="preserve"> Será um dia de nuvens escuras e densas; como um exército em marcha, assim surge um povo imenso e formidável. Nunca se viu nada assim antes, nem haverá igual nas gerações futuras.</w:t>
+        <w:t xml:space="preserve"> Será um dia de nuvens escuras e densas. Como um exército em marcha, assim aparece um povo grande e poderoso. Nunca se viu nada assim antes, e nunca mais haverá algo igual nas gerações futuras.</w:t>
       </w:r>
     </w:p>
     <w:p>
@@ -692,7 +692,7 @@
         <w:rPr>
           <w:lang w:val="pt_PT" w:bidi="pt_PT"/>
         </w:rPr>
-        <w:t xml:space="preserve"> O fogo os precede, e atrás deles queimam as chamas. Antes desse exército passar, a terra parece o jardim do Éden; quando eles passam, tudo se torna deserto, nada escapa ao seu avanço.</w:t>
+        <w:t xml:space="preserve"> O fogo os precede, e atrás deles queimam as chamas. Antes de eles passarem, a terra parece o jardim do Éden; depois que passam, ela se torna um deserto, e nada escapa ao seu avanço.</w:t>
       </w:r>
     </w:p>
     <w:p>
@@ -734,7 +734,7 @@
         <w:rPr>
           <w:lang w:val="pt_PT" w:bidi="pt_PT"/>
         </w:rPr>
-        <w:t xml:space="preserve"> Olhem! Eles estão galopando pelos cumes das montanhas! Ouçam o estrondo que fazem, como carros de guerra, como fogo queimando um campo seco, como um exército pronto para lutar.</w:t>
+        <w:t xml:space="preserve"> Olhem! Eles estão galopando pelos cumes das montanhas! Ouçam o estrondo que fazem, como carros de guerra, como fogo que queima um campo seco, como um exército pronto para lutar.</w:t>
       </w:r>
     </w:p>
     <w:p>
@@ -755,7 +755,7 @@
         <w:rPr>
           <w:lang w:val="pt_PT" w:bidi="pt_PT"/>
         </w:rPr>
-        <w:t xml:space="preserve"> O medo se espalha entre os povos; os rostos empalidecem de terror.</w:t>
+        <w:t xml:space="preserve"> O medo se espalha entre os povos; os rostos ficam pálidos de terror.</w:t>
       </w:r>
     </w:p>
     <w:p>
@@ -797,7 +797,7 @@
         <w:rPr>
           <w:lang w:val="pt_PT" w:bidi="pt_PT"/>
         </w:rPr>
-        <w:t xml:space="preserve"> Não se empurram nem se desviam; cada um permanece em seu lugar, e nenhuma arma pode detê-los.</w:t>
+        <w:t xml:space="preserve"> Não se empurram nem se desviam; cada um segue seu caminho, e nenhuma arma pode detê-los.</w:t>
       </w:r>
     </w:p>
     <w:p>
@@ -839,7 +839,7 @@
         <w:rPr>
           <w:lang w:val="pt_PT" w:bidi="pt_PT"/>
         </w:rPr>
-        <w:t xml:space="preserve"> O chão treme sob seus passos, o céu parece balançar. O sol escurece, a lua se torna sombria, e as estrelas perdem seu brilho.</w:t>
+        <w:t xml:space="preserve"> O chão treme sob seus passos, o céu estremece. O sol escurece, a lua se torna sombria, e as estrelas perdem seu brilho.</w:t>
       </w:r>
     </w:p>
     <w:p>
@@ -860,7 +860,7 @@
         <w:rPr>
           <w:lang w:val="pt_PT" w:bidi="pt_PT"/>
         </w:rPr>
-        <w:t xml:space="preserve"> O SENHOR comanda esse exército com sua voz poderosa; todos obedecem às suas ordens. O Dia do SENHOR será grande e temível; quem conseguirá resistir?</w:t>
+        <w:t xml:space="preserve"> O SENHOR comanda esse exército com sua voz poderosa; todos executam a sua palavra. O Dia do SENHOR será grande e temível. Quem conseguirá resistir?</w:t>
       </w:r>
     </w:p>
     <w:p>
@@ -881,7 +881,7 @@
         <w:rPr>
           <w:lang w:val="pt_PT" w:bidi="pt_PT"/>
         </w:rPr>
-        <w:t xml:space="preserve"> "Agora", declara o SENHOR, "voltem-se para mim de coração aberto, com jejum, pranto e choro.</w:t>
+        <w:t xml:space="preserve"> "Agora”, declara o SENHOR, “voltem-se para mim de coração aberto, com jejum, pranto e choro.</w:t>
       </w:r>
     </w:p>
     <w:p>
@@ -902,7 +902,7 @@
         <w:rPr>
           <w:lang w:val="pt_PT" w:bidi="pt_PT"/>
         </w:rPr>
-        <w:t xml:space="preserve"> Rasguem o coração de vocês, não apenas suas roupas". Voltem-se para mim, pois sou bondoso e compassivo, lento para me irar e cheio de amor; posso mudar de ideia e poupá-los do castigo.</w:t>
+        <w:t xml:space="preserve"> Rasguem o coração de vocês, não apenas suas roupas”. Voltem-se para o SENHOR, pois ele é bondoso e compassivo, lento para se irar e cheio de amor. Ele pode mudar de ideia e não enviar o castigo.</w:t>
       </w:r>
     </w:p>
     <w:p>
@@ -923,7 +923,7 @@
         <w:rPr>
           <w:lang w:val="pt_PT" w:bidi="pt_PT"/>
         </w:rPr>
-        <w:t xml:space="preserve"> Quem sabe eu ainda os abençoe, dando colheitas abundantes. Então vocês poderão apresentar ao SENHOR ofertas de cereais e de bebidas.</w:t>
+        <w:t xml:space="preserve"> Quem sabe ele se volte e tenha compaixão, deixando bênçãos e colheitas abundantes. Então vocês poderão apresentar ao SENHOR ofertas de cereais e de bebidas.</w:t>
       </w:r>
     </w:p>
     <w:p>
@@ -965,7 +965,7 @@
         <w:rPr>
           <w:lang w:val="pt_PT" w:bidi="pt_PT"/>
         </w:rPr>
-        <w:t xml:space="preserve"> Reúnam todos: anciãos, crianças e até bebês de peito; os noivos devem deixar seus aposentos.</w:t>
+        <w:t xml:space="preserve"> Reúnam todos: anciãos, crianças e até bebês de peito; os noivos devem sair de seus quartos.</w:t>
       </w:r>
     </w:p>
     <w:p>
@@ -986,7 +986,7 @@
         <w:rPr>
           <w:lang w:val="pt_PT" w:bidi="pt_PT"/>
         </w:rPr>
-        <w:t xml:space="preserve"> Que os sacerdotes, que ministram diante do SENHOR, fiquem entre o pórtico e o altar, chorando, e orem: "SENHOR, poupa o teu povo! Não deixes que as nações zombem de nós, perguntando: 'Onde está o Deus deles?'".</w:t>
+        <w:t xml:space="preserve"> Que os sacerdotes, que ministram diante do SENHOR, fiquem entre o pórtico e o altar, chorando, e orem: “SENHOR, poupa o teu povo! Não deixes que as nações zombem de nós, perguntando: ‘Onde está o Deus deles?’”.</w:t>
       </w:r>
     </w:p>
     <w:p>
@@ -1007,7 +1007,7 @@
         <w:rPr>
           <w:lang w:val="pt_PT" w:bidi="pt_PT"/>
         </w:rPr>
-        <w:t xml:space="preserve"> Então o SENHOR se compadeceu de seu povo e cuidou de sua terra com zelo.</w:t>
+        <w:t xml:space="preserve"> Então o SENHOR teve compaixão do seu povo e cuidou de sua terra com zelo.</w:t>
       </w:r>
     </w:p>
     <w:p>
@@ -1028,7 +1028,7 @@
         <w:rPr>
           <w:lang w:val="pt_PT" w:bidi="pt_PT"/>
         </w:rPr>
-        <w:t xml:space="preserve"> Ele respondeu: "Vou enviar trigo, vinho novo e azeite suficientes para que fiquem satisfeitos. Vocês nunca mais serão motivo de humilhação entre as nações.</w:t>
+        <w:t xml:space="preserve"> Ele respondeu: “Vou enviar trigo, vinho novo e azeite, e vocês ficarão satisfeitos com eles. Vocês nunca mais serão motivo de humilhação entre as nações.</w:t>
       </w:r>
     </w:p>
     <w:p>
@@ -1049,7 +1049,7 @@
         <w:rPr>
           <w:lang w:val="pt_PT" w:bidi="pt_PT"/>
         </w:rPr>
-        <w:t xml:space="preserve"> Afastarei os invasores do norte, lançando-os sobre a terra desolada; os que vêm à frente cairão no mar Morto, e os que seguem, no Mediterrâneo. Seu extermínio será visível e notório sobre a terra; assim agirei com justiça e força".</w:t>
+        <w:t xml:space="preserve"> Afastarei os invasores do norte, lançando-os para a terra deserta. Os que vêm à frente cairão no mar Morto, e os que seguem, no Mediterrâneo. O seu cheiro de morte se espalhará e subirá. Assim agirei com justiça e força”.</w:t>
       </w:r>
     </w:p>
     <w:p>
@@ -1133,7 +1133,7 @@
         <w:rPr>
           <w:lang w:val="pt_PT" w:bidi="pt_PT"/>
         </w:rPr>
-        <w:t xml:space="preserve"> Os celeiros se encherão de trigo e os lagares transbordarão de vinho e azeite.</w:t>
+        <w:t xml:space="preserve"> Os celeiros se encherão de trigo e os lagares transbordarão de vinho novo e azeite.</w:t>
       </w:r>
     </w:p>
     <w:p>
@@ -1154,7 +1154,7 @@
         <w:rPr>
           <w:lang w:val="pt_PT" w:bidi="pt_PT"/>
         </w:rPr>
-        <w:t xml:space="preserve"> "Restituirei os anos que os gafanhotos, meu grande exército enviado contra vocês, destruíram.</w:t>
+        <w:t xml:space="preserve"> "Restituirei os anos que os gafanhotos, o meu grande exército enviado contra vocês, destruíram.</w:t>
       </w:r>
     </w:p>
     <w:p>
@@ -1175,7 +1175,7 @@
         <w:rPr>
           <w:lang w:val="pt_PT" w:bidi="pt_PT"/>
         </w:rPr>
-        <w:t xml:space="preserve"> Vocês comerão até se satisfazerem e louvarão o SENHOR, que fez maravilhas em favor de vocês; meu povo nunca mais será envergonhado.</w:t>
+        <w:t xml:space="preserve"> Vocês comerão até se satisfazerem e louvarão o SENHOR, que fez maravilhas em favor de vocês. Meu povo nunca mais será envergonhado.</w:t>
       </w:r>
     </w:p>
     <w:p>
@@ -1217,7 +1217,7 @@
         <w:rPr>
           <w:lang w:val="pt_PT" w:bidi="pt_PT"/>
         </w:rPr>
-        <w:t xml:space="preserve"> Depois disso, derramarei meu Espírito sobre todos: seus filhos e filhas profetizarão, os velhos terão sonhos, e os jovens, visões.</w:t>
+        <w:t xml:space="preserve"> Depois disso, derramarei o meu Espírito sobre toda a humanidade: seus filhos e filhas profetizarão, os velhos terão sonhos, e os jovens, visões.</w:t>
       </w:r>
     </w:p>
     <w:p>
@@ -1238,7 +1238,7 @@
         <w:rPr>
           <w:lang w:val="pt_PT" w:bidi="pt_PT"/>
         </w:rPr>
-        <w:t xml:space="preserve"> Até os servos e servas receberão meu Espírito.</w:t>
+        <w:t xml:space="preserve"> Até os servos e servas receberão o derramamento do meu Espírito.</w:t>
       </w:r>
     </w:p>
     <w:p>
@@ -1259,7 +1259,7 @@
         <w:rPr>
           <w:lang w:val="pt_PT" w:bidi="pt_PT"/>
         </w:rPr>
-        <w:t xml:space="preserve"> Mostrarei sinais surpreendentes na terra e no céu: sangue, fogo e colunas de fumaça.</w:t>
+        <w:t xml:space="preserve"> Farei aparecer sinais surpreendentes na terra e no céu: sangue, fogo e colunas de fumaça.</w:t>
       </w:r>
     </w:p>
     <w:p>
@@ -1280,7 +1280,7 @@
         <w:rPr>
           <w:lang w:val="pt_PT" w:bidi="pt_PT"/>
         </w:rPr>
-        <w:t xml:space="preserve"> O sol escurecerá, a lua se tornará vermelha como sangue, antes do grande e temível Dia do SENHOR.</w:t>
+        <w:t xml:space="preserve"> O sol escurecerá, a lua ficará vermelha como sangue, antes do grande e temível Dia do SENHOR.</w:t>
       </w:r>
     </w:p>
     <w:p>
@@ -1301,7 +1301,7 @@
         <w:rPr>
           <w:lang w:val="pt_PT" w:bidi="pt_PT"/>
         </w:rPr>
-        <w:t xml:space="preserve"> Quem invocar o nome do SENHOR será salvo; em Sião e Jerusalém haverá refúgio para os sobreviventes escolhidos por Deus."</w:t>
+        <w:t xml:space="preserve"> Quem invocar o nome do SENHOR será salvo. Em Sião e em Jerusalém haverá salvação para os que escaparem, como o SENHOR prometeu”.</w:t>
       </w:r>
     </w:p>
     <w:p>
@@ -1338,7 +1338,7 @@
         <w:rPr>
           <w:lang w:val="pt_PT" w:bidi="pt_PT"/>
         </w:rPr>
-        <w:t xml:space="preserve"> "Chegará o dia em que restaurarei Judá e Jerusalém, fazendo brotar vida e prosperidade novamente.</w:t>
+        <w:t xml:space="preserve"> "Chegará o dia em que restaurarei Judá e Jerusalém, fazendo brotar vida e prosperidade mais uma vez.</w:t>
       </w:r>
     </w:p>
     <w:p>
@@ -1359,7 +1359,7 @@
         <w:rPr>
           <w:lang w:val="pt_PT" w:bidi="pt_PT"/>
         </w:rPr>
-        <w:t xml:space="preserve"> Reunirei todas as nações e as levarei ao vale de Josafá; ali as julgarei pelo que fizeram ao meu povo, Israel, espalhando-o entre os povos e dividindo a minha terra.</w:t>
+        <w:t xml:space="preserve"> Reunirei todas as nações e as levarei ao vale de Josafá. Ali as julgarei pelo que fizeram ao meu povo, Israel: elas o espalharam entre as nações e repartiram a minha terra.</w:t>
       </w:r>
     </w:p>
     <w:p>
@@ -1401,7 +1401,7 @@
         <w:rPr>
           <w:lang w:val="pt_PT" w:bidi="pt_PT"/>
         </w:rPr>
-        <w:t xml:space="preserve"> "O que pretendem, Tiro, Sidom e cidades da Filístia? Querem se vingar de mim? Se é isso que desejam, preparem-se: eu também agirei contra vocês!</w:t>
+        <w:t xml:space="preserve"> O que pretendem, Tiro, Sidom e cidades da Filístia? Vocês querem se vingar de mim? Se é isso que desejam, preparem-se: eu também agirei contra vocês!</w:t>
       </w:r>
     </w:p>
     <w:p>
@@ -1422,7 +1422,7 @@
         <w:rPr>
           <w:lang w:val="pt_PT" w:bidi="pt_PT"/>
         </w:rPr>
-        <w:t xml:space="preserve"> Vocês roubaram minha prata e meu ouro e guardaram nos templos de vocês os meus tesouros mais valiosos.</w:t>
+        <w:t xml:space="preserve"> Vocês roubaram minha prata e meu ouro e guardaram os meus tesouros mais valiosos em seus templos.</w:t>
       </w:r>
     </w:p>
     <w:p>
@@ -1443,7 +1443,7 @@
         <w:rPr>
           <w:lang w:val="pt_PT" w:bidi="pt_PT"/>
         </w:rPr>
-        <w:t xml:space="preserve"> Venderam os filhos de Judá e os moradores de Jerusalém aos gregos, levando-os para longe de suas casas.</w:t>
+        <w:t xml:space="preserve"> Venderam os filhos de Judá e os moradores de Jerusalém aos gregos, levando-os para longe da sua terra.</w:t>
       </w:r>
     </w:p>
     <w:p>
@@ -1485,7 +1485,7 @@
         <w:rPr>
           <w:lang w:val="pt_PT" w:bidi="pt_PT"/>
         </w:rPr>
-        <w:t xml:space="preserve"> Seus filhos e filhas serão vendidos ao povo de Judá, que os venderá aos sabeus, um povo de longe, como eu, o SENHOR, declarei."</w:t>
+        <w:t xml:space="preserve"> Seus filhos e filhas serão vendidos ao povo de Judá, que os venderá aos sabeus, um povo de longe, como eu, o SENHOR, falei.”</w:t>
       </w:r>
     </w:p>
     <w:p>
@@ -1506,7 +1506,7 @@
         <w:rPr>
           <w:lang w:val="pt_PT" w:bidi="pt_PT"/>
         </w:rPr>
-        <w:t xml:space="preserve"> Proclamem isto a todas as nações: "Estejam preparados para a guerra! Chamem seus guerreiros, que todos os soldados se preparem para o combate.</w:t>
+        <w:t xml:space="preserve"> Proclamem isto a todas as nações: “Estejam preparados para a guerra! Chamem os seus guerreiros, e todos os soldados se preparem para o combate.</w:t>
       </w:r>
     </w:p>
     <w:p>
@@ -1527,7 +1527,7 @@
         <w:rPr>
           <w:lang w:val="pt_PT" w:bidi="pt_PT"/>
         </w:rPr>
-        <w:t xml:space="preserve"> Transformem arados em espadas e foices em lanças; que até os fracos digam: 'Sou valente!'.</w:t>
+        <w:t xml:space="preserve"> Transformem os arados em espadas e as foices em lanças; que até os fracos digam: ‘Sou valente!’.</w:t>
       </w:r>
     </w:p>
     <w:p>
@@ -1548,7 +1548,7 @@
         <w:rPr>
           <w:lang w:val="pt_PT" w:bidi="pt_PT"/>
         </w:rPr>
-        <w:t xml:space="preserve"> Apressem-se, povos vizinhos, e juntem-se no vale". SENHOR, envia teus valentes para a batalha!</w:t>
+        <w:t xml:space="preserve"> Apressem-se, povos vizinhos, e juntem-se no vale”. SENHOR, envia os teus guerreiros para a batalha!</w:t>
       </w:r>
     </w:p>
     <w:p>
@@ -1590,7 +1590,7 @@
         <w:rPr>
           <w:lang w:val="pt_PT" w:bidi="pt_PT"/>
         </w:rPr>
-        <w:t xml:space="preserve"> Lancem a foice, porque a colheita está pronta; pisem as uvas, pois o lagar está cheio, e os tonéis transbordam com a maldade das nações!".</w:t>
+        <w:t xml:space="preserve"> Lancem a foice, porque a colheita está pronta. Pisem as uvas, pois o lagar está cheio, e os tonéis transbordam de maldade das nações!”.</w:t>
       </w:r>
     </w:p>
     <w:p>
@@ -1611,7 +1611,7 @@
         <w:rPr>
           <w:lang w:val="pt_PT" w:bidi="pt_PT"/>
         </w:rPr>
-        <w:t xml:space="preserve"> Multidões, multidões no vale da Decisão! O Dia do SENHOR está próximo, no vale da Decisão.</w:t>
+        <w:t xml:space="preserve"> Multidões e multidões no vale da Decisão! O Dia do SENHOR está próximo, no vale da Decisão.</w:t>
       </w:r>
     </w:p>
     <w:p>
@@ -1653,7 +1653,7 @@
         <w:rPr>
           <w:lang w:val="pt_PT" w:bidi="pt_PT"/>
         </w:rPr>
-        <w:t xml:space="preserve"> O SENHOR rugirá desde Sião e levantará a voz desde Jerusalém; os céus e a terra tremerão. Mas o SENHOR será refúgio do seu povo, uma fortaleza para Israel.</w:t>
+        <w:t xml:space="preserve"> O SENHOR rugirá desde Sião e levantará a voz desde Jerusalém; os céus e a terra tremerão. Mas o SENHOR será refúgio para o seu povo, uma fortaleza para Israel.</w:t>
       </w:r>
     </w:p>
     <w:p>
@@ -1674,7 +1674,7 @@
         <w:rPr>
           <w:lang w:val="pt_PT" w:bidi="pt_PT"/>
         </w:rPr>
-        <w:t xml:space="preserve"> "Então vocês saberão que eu sou o SENHOR, o Deus de vocês, que habito em Sião, meu monte santo. Jerusalém será santa, e os estrangeiros jamais a conquistarão.</w:t>
+        <w:t xml:space="preserve"> "Então vocês saberão que eu sou o SENHOR, o Deus de vocês, que habito em Sião, meu monte santo. Jerusalém será santa, e os estrangeiros nunca mais a conquistarão.</w:t>
       </w:r>
     </w:p>
     <w:p>
@@ -1695,7 +1695,7 @@
         <w:rPr>
           <w:lang w:val="pt_PT" w:bidi="pt_PT"/>
         </w:rPr>
-        <w:t xml:space="preserve"> Naquele dia, os montes gotejarão vinho novo, as colinas manarão leite, e os ribeiros de Judá terão água corrente. Uma fonte sairá do templo do SENHOR e regará o vale das Acácias.</w:t>
+        <w:t xml:space="preserve"> Naquele dia, os montes gotejarão vinho novo, as colinas manarão leite, e os rios de Judá terão água corrente. Uma fonte sairá do templo do SENHOR e regará o vale das Acácias.</w:t>
       </w:r>
     </w:p>
     <w:p>
@@ -1716,7 +1716,7 @@
         <w:rPr>
           <w:lang w:val="pt_PT" w:bidi="pt_PT"/>
         </w:rPr>
-        <w:t xml:space="preserve"> O Egito será desolado, Edom se tornará um deserto, por causa da violência que cometeram contra o povo de Judá e do sangue inocente que derramaram.</w:t>
+        <w:t xml:space="preserve"> O Egito será desolado e Edom se tornará um deserto, por causa da violência que fizeram contra o povo de Judá e do sangue inocente que derramaram.</w:t>
       </w:r>
     </w:p>
     <w:p>
@@ -1737,7 +1737,7 @@
         <w:rPr>
           <w:lang w:val="pt_PT" w:bidi="pt_PT"/>
         </w:rPr>
-        <w:t xml:space="preserve"> Judá será habitada para sempre, e Jerusalém permanecerá por todas as gerações.</w:t>
+        <w:t xml:space="preserve"> Judá será habitada para sempre e Jerusalém permanecerá por todas as gerações.</w:t>
       </w:r>
     </w:p>
     <w:p>
@@ -1758,7 +1758,7 @@
         <w:rPr>
           <w:lang w:val="pt_PT" w:bidi="pt_PT"/>
         </w:rPr>
-        <w:t xml:space="preserve"> Vingarei o sangue que ainda não foi vingado, e o SENHOR habitará em Sião para sempre."</w:t>
+        <w:t xml:space="preserve"> Eu vingarei o sangue que ainda não foi vingado, e o SENHOR habitará em Sião para sempre.”</w:t>
       </w:r>
     </w:p>
     <w:sectPr>
